--- a/软件需求规格说明书.docx
+++ b/软件需求规格说明书.docx
@@ -4135,7 +4135,7 @@
                   </w14:solidFill>
                 </w14:textFill>
               </w:rPr>
-              <w:t>Windows / Linux 操作系统，JDK 21，Spring Boot 3.3.5</w:t>
+              <w:t>Windows / Linux 操作系统，JDK 17，Spring Boot 3.2.1</w:t>
             </w:r>
           </w:p>
         </w:tc>
@@ -16462,7 +16462,7 @@
                   </w14:solidFill>
                 </w14:textFill>
               </w:rPr>
-              <w:t>模型生成调用应设置超时上限（主生成 90 秒），超时返回错误</w:t>
+              <w:t>模型生成调用应设置超时上限（主生成 180 秒），超时返回错误</w:t>
             </w:r>
           </w:p>
         </w:tc>
